--- a/docs/parcial2_formulario.docx
+++ b/docs/parcial2_formulario.docx
@@ -182,7 +182,7 @@
           <w:sz w:val="21"/>
           <w:szCs w:val="21"/>
         </w:rPr>
-        <w:t xml:space="preserve">Coleta real de 878 artigos científicos de Computação via API do arXiv (subareas cs.AI, cs.CL, cs.CV, cs.LG, cs.CR, cs.SE, cs.DB, cs.DC), com snapshot versionado para reprodutibilidade.</w:t>
+        <w:t xml:space="preserve">Coleta real de 1000 artigos científicos de Computação via API do arXiv (subareas cs.AI, cs.CL, cs.CV, cs.LG, cs.CR, cs.SE, cs.DB, cs.DC), com snapshot versionado para reprodutibilidade.</w:t>
       </w:r>
     </w:p>
     <w:p>
@@ -290,7 +290,7 @@
           <w:sz w:val="21"/>
           <w:szCs w:val="21"/>
         </w:rPr>
-        <w:t xml:space="preserve">Geração de visualizações: curva do cotovelo, dispersão UMAP 2D e gráfico comparativo de métricas.</w:t>
+        <w:t xml:space="preserve">Geração de 5 visualizações: curva do cotovelo, dispersão UMAP 2D (clusters vs. categoria), gráfico comparativo de métricas, distribuição do nº de documentos por tópico (todas as configs) e comparação lado a lado HDBSCAN vs. UMAP+K-Means na mesma projeção.</w:t>
       </w:r>
     </w:p>
     <w:p>
@@ -428,7 +428,7 @@
           <w:sz w:val="21"/>
           <w:szCs w:val="21"/>
         </w:rPr>
-        <w:t xml:space="preserve">Adoção de AMI (Adjusted Mutual Information) no lugar de MI bruta: MI cresce com o número de clusters e não é corrigida ao acaso, o que enviesaria a comparação entre HDBSCAN e K-Means (que produzem quantidades diferentes de tópicos).</w:t>
+        <w:t xml:space="preserve">Amostra ampliada de 878 para 1000 artigos ao longo desta parcial, para testar a estabilidade dos resultados frente a um pequeno aumento de volume.</w:t>
       </w:r>
     </w:p>
     <w:p>
@@ -446,20 +446,17 @@
           <w:sz w:val="21"/>
           <w:szCs w:val="21"/>
         </w:rPr>
-        <w:t xml:space="preserve">Inclusão de uma validação quantitativa extra: AMI entre os clusters encontrados e a categoria primária do arXiv (rótulo-proxy), complementando o Cv puramente intrínseco.</w:t>
-      </w:r>
-    </w:p>
-    <w:p>
-      <w:pPr>
-        <w:pStyle w:val="Heading2"/>
-      </w:pPr>
-      <w:r>
-        <w:t xml:space="preserve">5. Tipo de dado utilizado</w:t>
-      </w:r>
-    </w:p>
-    <w:p>
-      <w:pPr>
-        <w:spacing w:after="120"/>
+        <w:t xml:space="preserve">Adoção de AMI (Adjusted Mutual Information) no lugar de MI bruta: MI cresce com o número de clusters e não é corrigida ao acaso, o que enviesaria a comparação entre HDBSCAN e K-Means (que produzem quantidades diferentes de tópicos).</w:t>
+      </w:r>
+    </w:p>
+    <w:p>
+      <w:pPr>
+        <w:pStyle w:val="ListParagraph"/>
+        <w:numPr>
+          <w:ilvl w:val="0"/>
+          <w:numId w:val="2"/>
+        </w:numPr>
+        <w:spacing w:after="40"/>
       </w:pPr>
       <w:r>
         <w:rPr>
@@ -467,7 +464,28 @@
           <w:sz w:val="21"/>
           <w:szCs w:val="21"/>
         </w:rPr>
-        <w:t xml:space="preserve">☑ Dados reais — 878 artigos científicos reais extraídos da API pública do arXiv (não são dados sintéticos, piloto simulado ou mistos).</w:t>
+        <w:t xml:space="preserve">Inclusão de uma validação quantitativa extra: AMI entre os clusters encontrados e a categoria primária do arXiv (rótulo-proxy), complementando o Cv puramente intrínseco.</w:t>
+      </w:r>
+    </w:p>
+    <w:p>
+      <w:pPr>
+        <w:pStyle w:val="Heading2"/>
+      </w:pPr>
+      <w:r>
+        <w:t xml:space="preserve">5. Tipo de dado utilizado</w:t>
+      </w:r>
+    </w:p>
+    <w:p>
+      <w:pPr>
+        <w:spacing w:after="120"/>
+      </w:pPr>
+      <w:r>
+        <w:rPr>
+          <w:rFonts w:ascii="Arial" w:cs="Arial" w:eastAsia="Arial" w:hAnsi="Arial"/>
+          <w:sz w:val="21"/>
+          <w:szCs w:val="21"/>
+        </w:rPr>
+        <w:t xml:space="preserve">☑ Dados reais — 1000 artigos científicos reais extraídos da API pública do arXiv (não são dados sintéticos, piloto simulado ou mistos).</w:t>
       </w:r>
     </w:p>
     <w:p>
@@ -551,7 +569,7 @@
                 <w:sz w:val="18"/>
                 <w:szCs w:val="18"/>
               </w:rPr>
-              <w:t xml:space="preserve">878 artigos (abstracts)</w:t>
+              <w:t xml:space="preserve">1000 artigos (abstracts)</w:t>
             </w:r>
           </w:p>
         </w:tc>
@@ -1047,7 +1065,7 @@
                 <w:sz w:val="18"/>
                 <w:szCs w:val="18"/>
               </w:rPr>
-              <w:t xml:space="preserve">0,418 ± 0,021</w:t>
+              <w:t xml:space="preserve">0,427 ± 0,013</w:t>
             </w:r>
           </w:p>
         </w:tc>
@@ -1229,7 +1247,7 @@
                 <w:sz w:val="18"/>
                 <w:szCs w:val="18"/>
               </w:rPr>
-              <w:t xml:space="preserve">0,481 ± 0,001</w:t>
+              <w:t xml:space="preserve">0,511 ± 0,006</w:t>
             </w:r>
           </w:p>
         </w:tc>
@@ -1259,7 +1277,7 @@
                 <w:sz w:val="18"/>
                 <w:szCs w:val="18"/>
               </w:rPr>
-              <w:t xml:space="preserve">64,6 ± 2,5</w:t>
+              <w:t xml:space="preserve">66,6 ± 3,6</w:t>
             </w:r>
           </w:p>
         </w:tc>
@@ -1289,7 +1307,7 @@
                 <w:sz w:val="18"/>
                 <w:szCs w:val="18"/>
               </w:rPr>
-              <w:t xml:space="preserve">16</w:t>
+              <w:t xml:space="preserve">14</w:t>
             </w:r>
           </w:p>
         </w:tc>
@@ -1319,7 +1337,7 @@
                 <w:sz w:val="18"/>
                 <w:szCs w:val="18"/>
               </w:rPr>
-              <w:t xml:space="preserve">0,335</w:t>
+              <w:t xml:space="preserve">0,357</w:t>
             </w:r>
           </w:p>
         </w:tc>
@@ -1411,7 +1429,7 @@
                 <w:sz w:val="18"/>
                 <w:szCs w:val="18"/>
               </w:rPr>
-              <w:t xml:space="preserve">0,494 ± 0,012</w:t>
+              <w:t xml:space="preserve">0,500 ± 0,006</w:t>
             </w:r>
           </w:p>
         </w:tc>
@@ -1471,7 +1489,7 @@
                 <w:sz w:val="18"/>
                 <w:szCs w:val="18"/>
               </w:rPr>
-              <w:t xml:space="preserve">8</w:t>
+              <w:t xml:space="preserve">7</w:t>
             </w:r>
           </w:p>
         </w:tc>
@@ -1501,7 +1519,7 @@
                 <w:sz w:val="18"/>
                 <w:szCs w:val="18"/>
               </w:rPr>
-              <w:t xml:space="preserve">0,415</w:t>
+              <w:t xml:space="preserve">0,394</w:t>
             </w:r>
           </w:p>
         </w:tc>
@@ -1593,7 +1611,7 @@
                 <w:sz w:val="18"/>
                 <w:szCs w:val="18"/>
               </w:rPr>
-              <w:t xml:space="preserve">0,467 ± 0,036</w:t>
+              <w:t xml:space="preserve">0,440 ± 0,003</w:t>
             </w:r>
           </w:p>
         </w:tc>
@@ -1623,7 +1641,7 @@
                 <w:sz w:val="18"/>
                 <w:szCs w:val="18"/>
               </w:rPr>
-              <w:t xml:space="preserve">79,0 ± 8,1</w:t>
+              <w:t xml:space="preserve">51,0 ± 4,2</w:t>
             </w:r>
           </w:p>
         </w:tc>
@@ -1653,7 +1671,7 @@
                 <w:sz w:val="18"/>
                 <w:szCs w:val="18"/>
               </w:rPr>
-              <w:t xml:space="preserve">5</w:t>
+              <w:t xml:space="preserve">12</w:t>
             </w:r>
           </w:p>
         </w:tc>
@@ -1683,7 +1701,7 @@
                 <w:sz w:val="18"/>
                 <w:szCs w:val="18"/>
               </w:rPr>
-              <w:t xml:space="preserve">0,197</w:t>
+              <w:t xml:space="preserve">0,218</w:t>
             </w:r>
           </w:p>
         </w:tc>
@@ -1775,7 +1793,7 @@
                 <w:sz w:val="18"/>
                 <w:szCs w:val="18"/>
               </w:rPr>
-              <w:t xml:space="preserve">0,472 ± 0,007</w:t>
+              <w:t xml:space="preserve">0,460 ± 0,007</w:t>
             </w:r>
           </w:p>
         </w:tc>
@@ -1865,7 +1883,7 @@
                 <w:sz w:val="18"/>
                 <w:szCs w:val="18"/>
               </w:rPr>
-              <w:t xml:space="preserve">0,276</w:t>
+              <w:t xml:space="preserve">0,267</w:t>
             </w:r>
           </w:p>
         </w:tc>
@@ -1896,7 +1914,7 @@
           <w:sz w:val="21"/>
           <w:szCs w:val="21"/>
         </w:rPr>
-        <w:t xml:space="preserve">A tabela mostra 5 configurações sobre o mesmo corpus de 878 artigos. A comparação direta HDBSCAN vs. UMAP+K-Means (mesma linha de embedding) evidencia que a configuração proposta elimina completamente os outliers (100% de retenção em ambos os embeddings, contra 64,6% e 79,0% do HDBSCAN) mantendo o Coherence Score (Cv) igual ou levemente superior. Também permite comparar o efeito do tipo de embedding: com SciBERT, o HDBSCAN colapsou para apenas 5 tópicos (sub-segmentação severa), enquanto com MiniLM gerou 16 — um resultado não previsto na Parcial 1.</w:t>
+        <w:t xml:space="preserve">A tabela mostra 5 configurações sobre o mesmo corpus de 1000 artigos. A Taxa de Retenção é onde a proposta se destaca de forma inequívoca: 100% em ambos os embeddings, contra 66,6% (MiniLM) e apenas 51,0% (SciBERT) no HDBSCAN. Já o Coherence Score (Cv) mostrou um resultado mais matizado do que na rodada anterior (878 artigos): com MiniLM, o HDBSCAN teve Cv ligeiramente MAIOR que a proposta (0,511 vs. 0,500) — uma inversão em relação ao resultado anterior; com SciBERT, a proposta manteve a vantagem (0,460 vs. 0,440). Isso indica que o ganho de coerência não é uniforme, e o benefício mais robusto e consistente da proposta é a eliminação de outliers, não necessariamente um Cv superior.</w:t>
       </w:r>
     </w:p>
     <w:p>
@@ -1910,6 +1928,7 @@
     </w:p>
     <w:p>
       <w:pPr>
+        <w:spacing w:after="60" w:before="120"/>
         <w:jc w:val="center"/>
       </w:pPr>
       <w:r>
@@ -1917,7 +1936,7 @@
           <wp:inline distT="0" distB="0" distL="0" distR="0">
             <wp:extent cx="5334000" cy="1809750"/>
             <wp:effectExtent t="0" r="0" b="0" l="0"/>
-            <wp:docPr id="1" name="metrics_comparison" descr="Gráfico de barras comparando Coherence Score e Taxa de Retenção entre as 5 configurações" title="Comparação de métricas"/>
+            <wp:docPr id="1" name="metrics_comparison" descr="Gráfico de barras comparando Coherence Score e Taxa de Retenção entre as 5 configurações" title="metrics_comparison"/>
             <wp:cNvGraphicFramePr>
               <a:graphicFrameLocks xmlns:a="http://schemas.openxmlformats.org/drawingml/2006/main" noChangeAspect="1"/>
             </wp:cNvGraphicFramePr>
@@ -1978,7 +1997,161 @@
           <w:sz w:val="21"/>
           <w:szCs w:val="21"/>
         </w:rPr>
-        <w:t xml:space="preserve">Gráfico de barras escolhido por permitir comparar diretamente as 5 configurações em duas métricas-chave lado a lado, com barras de erro representando o desvio-padrão das 3 execuções (evidência de estabilidade/reprodutibilidade). Fica visível que a Taxa de Retenção é a métrica onde a proposta mais se destaca (salto de ~65-79% para 100%), enquanto o ganho em Coherence Score é mais modesto.</w:t>
+        <w:t xml:space="preserve">Gráfico de barras escolhido por permitir comparar diretamente as 5 configurações em duas métricas-chave lado a lado, com barras de erro representando o desvio-padrão das 3 execuções (evidência de estabilidade/reprodutibilidade). Fica visível que a Taxa de Retenção é a métrica onde a proposta mais se destaca, enquanto o Cv varia conforme o embedding usado.</w:t>
+      </w:r>
+    </w:p>
+    <w:p>
+      <w:pPr>
+        <w:spacing w:after="60" w:before="200"/>
+      </w:pPr>
+      <w:r>
+        <w:rPr>
+          <w:rFonts w:ascii="Arial" w:cs="Arial" w:eastAsia="Arial" w:hAnsi="Arial"/>
+          <w:b/>
+          <w:bCs/>
+          <w:sz w:val="22"/>
+          <w:szCs w:val="22"/>
+        </w:rPr>
+        <w:t xml:space="preserve">Figuras complementares:</w:t>
+      </w:r>
+    </w:p>
+    <w:p>
+      <w:pPr>
+        <w:spacing w:after="120"/>
+      </w:pPr>
+      <w:r>
+        <w:rPr>
+          <w:rFonts w:ascii="Arial" w:cs="Arial" w:eastAsia="Arial" w:hAnsi="Arial"/>
+          <w:sz w:val="21"/>
+          <w:szCs w:val="21"/>
+        </w:rPr>
+        <w:t xml:space="preserve">Duas visualizações adicionais tornam a distribuição dos tópicos mais concreta e diretamente observável:</w:t>
+      </w:r>
+    </w:p>
+    <w:p>
+      <w:pPr>
+        <w:spacing w:after="60" w:before="120"/>
+        <w:jc w:val="center"/>
+      </w:pPr>
+      <w:r>
+        <w:drawing>
+          <wp:inline distT="0" distB="0" distL="0" distR="0">
+            <wp:extent cx="5905500" cy="3276600"/>
+            <wp:effectExtent t="0" r="0" b="0" l="0"/>
+            <wp:docPr id="1" name="topic_size_distribution" descr="Número de documentos por tópico em cada configuração, com outliers destacados em vermelho" title="topic_size_distribution"/>
+            <wp:cNvGraphicFramePr>
+              <a:graphicFrameLocks xmlns:a="http://schemas.openxmlformats.org/drawingml/2006/main" noChangeAspect="1"/>
+            </wp:cNvGraphicFramePr>
+            <a:graphic xmlns:a="http://schemas.openxmlformats.org/drawingml/2006/main">
+              <a:graphicData uri="http://schemas.openxmlformats.org/drawingml/2006/picture">
+                <pic:pic xmlns:pic="http://schemas.openxmlformats.org/drawingml/2006/picture">
+                  <pic:nvPicPr>
+                    <pic:cNvPr id="0" name="" descr=""/>
+                    <pic:cNvPicPr>
+                      <a:picLocks noChangeAspect="1" noChangeArrowheads="1"/>
+                    </pic:cNvPicPr>
+                  </pic:nvPicPr>
+                  <pic:blipFill>
+                    <a:blip r:embed="rId8" cstate="none"/>
+                    <a:srcRect/>
+                    <a:stretch>
+                      <a:fillRect/>
+                    </a:stretch>
+                  </pic:blipFill>
+                  <pic:spPr bwMode="auto">
+                    <a:xfrm>
+                      <a:off x="0" y="0"/>
+                      <a:ext cx="5905500" cy="3276600"/>
+                    </a:xfrm>
+                    <a:prstGeom prst="rect">
+                      <a:avLst/>
+                    </a:prstGeom>
+                  </pic:spPr>
+                </pic:pic>
+              </a:graphicData>
+            </a:graphic>
+          </wp:inline>
+        </w:drawing>
+      </w:r>
+    </w:p>
+    <w:p>
+      <w:pPr>
+        <w:spacing w:after="200"/>
+        <w:jc w:val="center"/>
+      </w:pPr>
+      <w:r>
+        <w:rPr>
+          <w:rFonts w:ascii="Arial" w:cs="Arial" w:eastAsia="Arial" w:hAnsi="Arial"/>
+          <w:i/>
+          <w:iCs/>
+          <w:color w:val="555555"/>
+          <w:sz w:val="18"/>
+          <w:szCs w:val="18"/>
+        </w:rPr>
+        <w:t xml:space="preserve">Nº de documentos por tópico (ordenado por tamanho) em cada configuração. Outliers em vermelho tracejado. Note o LDA e o HDBSCAN(MiniLM) com poucos tópicos grandes e uma cauda longa de tópicos pequenos, e a barra de outliers dominando o HDBSCAN(SciBERT) (54,2% dos documentos).</w:t>
+      </w:r>
+    </w:p>
+    <w:p>
+      <w:pPr>
+        <w:spacing w:after="60" w:before="120"/>
+        <w:jc w:val="center"/>
+      </w:pPr>
+      <w:r>
+        <w:drawing>
+          <wp:inline distT="0" distB="0" distL="0" distR="0">
+            <wp:extent cx="5905500" cy="2381250"/>
+            <wp:effectExtent t="0" r="0" b="0" l="0"/>
+            <wp:docPr id="1" name="hdbscan_vs_kmeans_scatter" descr="Comparação lado a lado, na mesma projeção UMAP 2D, entre HDBSCAN (com outliers em cinza) e UMAP+K-Means (sem outliers)" title="hdbscan_vs_kmeans_scatter"/>
+            <wp:cNvGraphicFramePr>
+              <a:graphicFrameLocks xmlns:a="http://schemas.openxmlformats.org/drawingml/2006/main" noChangeAspect="1"/>
+            </wp:cNvGraphicFramePr>
+            <a:graphic xmlns:a="http://schemas.openxmlformats.org/drawingml/2006/main">
+              <a:graphicData uri="http://schemas.openxmlformats.org/drawingml/2006/picture">
+                <pic:pic xmlns:pic="http://schemas.openxmlformats.org/drawingml/2006/picture">
+                  <pic:nvPicPr>
+                    <pic:cNvPr id="0" name="" descr=""/>
+                    <pic:cNvPicPr>
+                      <a:picLocks noChangeAspect="1" noChangeArrowheads="1"/>
+                    </pic:cNvPicPr>
+                  </pic:nvPicPr>
+                  <pic:blipFill>
+                    <a:blip r:embed="rId9" cstate="none"/>
+                    <a:srcRect/>
+                    <a:stretch>
+                      <a:fillRect/>
+                    </a:stretch>
+                  </pic:blipFill>
+                  <pic:spPr bwMode="auto">
+                    <a:xfrm>
+                      <a:off x="0" y="0"/>
+                      <a:ext cx="5905500" cy="2381250"/>
+                    </a:xfrm>
+                    <a:prstGeom prst="rect">
+                      <a:avLst/>
+                    </a:prstGeom>
+                  </pic:spPr>
+                </pic:pic>
+              </a:graphicData>
+            </a:graphic>
+          </wp:inline>
+        </w:drawing>
+      </w:r>
+    </w:p>
+    <w:p>
+      <w:pPr>
+        <w:spacing w:after="200"/>
+        <w:jc w:val="center"/>
+      </w:pPr>
+      <w:r>
+        <w:rPr>
+          <w:rFonts w:ascii="Arial" w:cs="Arial" w:eastAsia="Arial" w:hAnsi="Arial"/>
+          <w:i/>
+          <w:iCs/>
+          <w:color w:val="555555"/>
+          <w:sz w:val="18"/>
+          <w:szCs w:val="18"/>
+        </w:rPr>
+        <w:t xml:space="preserve">Mesmo corpus, embedding (SciBERT) e projeção UMAP 2D nos dois painéis — só o algoritmo de agrupamento muda. À esquerda, os pontos cinza em 'x' são os 54,2% de documentos que o HDBSCAN não conseguiu classificar; à direita, o K-Means atribui todos os pontos a um tópico.</w:t>
       </w:r>
     </w:p>
     <w:p>
@@ -2150,7 +2323,7 @@
           <w:sz w:val="21"/>
           <w:szCs w:val="21"/>
         </w:rPr>
-        <w:t xml:space="preserve">Os resultados preliminares confirmam a hipótese central da Parcial 1: substituir o HDBSCAN por UMAP+K-Means eliminou totalmente os outliers (retenção de 100% nos dois tipos de embedding, contra 64,6% com MiniLM e 79,0% com SciBERT no HDBSCAN), mantendo Coherence Score equivalente ou levemente superior (0,494 vs. 0,481 com MiniLM; 0,472 vs. 0,467 com SciBERT). Um achado não previsto: com embeddings de domínio (SciBERT), o HDBSCAN colapsou para apenas 5 tópicos em média — sub-segmentação severa, não só fragmentação — sugerindo que a geometria de densidade dos embeddings científicos pode ser ainda mais desafiadora para clusterização por densidade do que a de embeddings genéricos. Também chamou atenção que a concordância entre clusters e a categoria arXiv (AMI) foi maior com embeddings genéricos (0,415) do que com SciBERT (0,276) na configuração proposta, contrariando a expectativa inicial de que embeddings de domínio produziriam agrupamentos mais alinhados às subareas estabelecidas.</w:t>
+        <w:t xml:space="preserve">Com a amostra ampliada para 1000 artigos, a Taxa de Retenção permanece o benefício mais robusto e consistente da proposta: 100% em ambos os embeddings, contra 66,6% (MiniLM) e apenas 51,0% (SciBERT) no HDBSCAN — este último caiu ainda mais do que na rodada anterior de 878 artigos (79,0%), sinal de que o HDBSCAN fica mais instável, e não mais estável, à medida que o corpus cresce dentro dessa faixa "restrita". Já o Coherence Score (Cv) mostrou um resultado mais matizado: com MiniLM, o HDBSCAN teve Cv ligeiramente maior que a proposta (0,511 vs. 0,500), invertendo o padrão da rodada anterior; com SciBERT, a proposta manteve a vantagem (0,460 vs. 0,440). Isso sugere que o ganho de coerência não é garantido nem uniforme entre embeddings — o benefício claro e consistente da abordagem proposta é a eliminação de outliers. A concordância com a categoria arXiv (AMI) seguiu mais alta para embeddings genéricos (0,394) do que para SciBERT (0,267) na configuração proposta, repetindo o padrão já observado com 878 artigos.</w:t>
       </w:r>
     </w:p>
     <w:p>
@@ -2297,7 +2470,7 @@
                 <w:sz w:val="18"/>
                 <w:szCs w:val="18"/>
               </w:rPr>
-              <w:t xml:space="preserve">Validade de conclusão: com apenas 3 execuções por configuração, a alta variabilidade observada (HDBSCAN+SciBERT variou de 2 a 6 tópicos entre seeds) exige mais repetições antes de afirmações fortes sobre a magnitude do ganho.</w:t>
+              <w:t xml:space="preserve">Validade de conclusão: com apenas 3 execuções por configuração, e o comportamento do HDBSCAN mudando de forma expressiva entre 878 e 1000 artigos (79,0% → 51,0% de retenção), é preciso mais repetições e tamanhos de amostra antes de afirmações fortes sobre a magnitude e estabilidade do ganho.</w:t>
             </w:r>
           </w:p>
         </w:tc>
@@ -2389,7 +2562,7 @@
           <w:sz w:val="21"/>
           <w:szCs w:val="21"/>
         </w:rPr>
-        <w:t xml:space="preserve">Rodar mais repetições (5–10) por configuração para reduzir incerteza estatística e aplicar o teste de Wilcoxon formalmente.</w:t>
+        <w:t xml:space="preserve">Rodar mais repetições (5–10) por configuração e testar outros tamanhos de amostra, para separar variação por seed de variação por volume de dados, e aplicar o teste de Wilcoxon formalmente.</w:t>
       </w:r>
     </w:p>
     <w:p>
@@ -2443,7 +2616,7 @@
           <w:sz w:val="21"/>
           <w:szCs w:val="21"/>
         </w:rPr>
-        <w:t xml:space="preserve">Investigar por que o SciBERT reduziu a concordância com a categoria arXiv em vez de aumentá-la.</w:t>
+        <w:t xml:space="preserve">Investigar por que a Taxa de Retenção do HDBSCAN piorou com mais dados (SciBERT: 79,0% → 51,0%) e por que o SciBERT reduziu a concordância com a categoria arXiv em vez de aumentá-la.</w:t>
       </w:r>
     </w:p>
     <w:p>

--- a/docs/parcial2_formulario.docx
+++ b/docs/parcial2_formulario.docx
@@ -1997,7 +1997,7 @@
           <w:sz w:val="21"/>
           <w:szCs w:val="21"/>
         </w:rPr>
-        <w:t xml:space="preserve">Gráfico de barras escolhido por permitir comparar diretamente as 5 configurações em duas métricas-chave lado a lado, com barras de erro representando o desvio-padrão das 3 execuções (evidência de estabilidade/reprodutibilidade). Fica visível que a Taxa de Retenção é a métrica onde a proposta mais se destaca, enquanto o Cv varia conforme o embedding usado.</w:t>
+        <w:t xml:space="preserve">O painel esquerdo mostra o Coherence Score (Cv, eixo Y, de 0 a 1) de cada uma das 5 configurações (eixo X): LDA (0,427), HDBSCAN+MiniLM (0,511), UMAP+K-Means+MiniLM (0,500), HDBSCAN+SciBERT (0,440) e UMAP+K-Means+SciBERT (0,460). As barras de erro (desvio-padrão das 3 execuções com seeds diferentes) mostram que a diferença de Cv entre HDBSCAN e a proposta é pequena e, no caso do MiniLM, cabe dentro dessa margem de variação. O painel direito mostra a Taxa de Retenção de Documentos (% de artigos atribuídos a algum tópico, em vez de descartados como outlier): aqui a diferença é grande e consistente — LDA e as duas configurações UMAP+K-Means chegam a 100%, enquanto o HDBSCAN retém só 66,6% dos documentos com embeddings genéricos e 51,0% com SciBERT, com barras de erro maiores (mais instabilidade entre execuções). Gráfico de barras escolhido por colocar as 5 configurações lado a lado nas duas métricas centrais da pesquisa; a leitura conjunta dos dois painéis sustenta o argumento central do trabalho: a proposta iguala ou aproxima o Cv do HDBSCAN sem descartar documentos, enquanto o HDBSCAN só atinge esse Cv às custas de excluir entre um terço e metade da amostra como outliers.</w:t>
       </w:r>
     </w:p>
     <w:p>

--- a/docs/parcial2_formulario.docx
+++ b/docs/parcial2_formulario.docx
@@ -27,7 +27,7 @@
           <w:sz w:val="20"/>
           <w:szCs w:val="20"/>
         </w:rPr>
-        <w:t xml:space="preserve">Departamento de Ciências Exatas e da Terra — Colegiado de Sistemas de Informação</w:t>
+        <w:t xml:space="preserve">Departamento de Ciências Exatas e da Terra, Colegiado de Sistemas de Informação</w:t>
       </w:r>
     </w:p>
     <w:p>
@@ -57,7 +57,7 @@
           <w:sz w:val="26"/>
           <w:szCs w:val="26"/>
         </w:rPr>
-        <w:t xml:space="preserve">TRABALHO 3 — ENTREGA PARCIAL 2: Dados Parciais e Análise Inicial</w:t>
+        <w:t xml:space="preserve">TRABALHO 3, ENTREGA PARCIAL 2: Dados Parciais e Análise Inicial</w:t>
       </w:r>
     </w:p>
     <w:p>
@@ -182,7 +182,7 @@
           <w:sz w:val="21"/>
           <w:szCs w:val="21"/>
         </w:rPr>
-        <w:t xml:space="preserve">Coleta real de 1000 artigos científicos de Computação via API do arXiv (subareas cs.AI, cs.CL, cs.CV, cs.LG, cs.CR, cs.SE, cs.DB, cs.DC), com snapshot versionado para reprodutibilidade.</w:t>
+        <w:t xml:space="preserve">Coleta real de 1000 artigos científicos de Computação via API do arXiv, distribuídos entre 8 subáreas: cs.AI (Inteligência Artificial), cs.CL (Processamento de Linguagem Natural), cs.CV (Visão Computacional), cs.LG (Aprendizado de Máquina), cs.CR (Criptografia e Segurança), cs.SE (Engenharia de Software), cs.DB (Bancos de Dados) e cs.DC (Computação Distribuída). O snapshot bruto foi versionado no repositório para garantir reprodutibilidade.</w:t>
       </w:r>
     </w:p>
     <w:p>
@@ -428,7 +428,7 @@
           <w:sz w:val="21"/>
           <w:szCs w:val="21"/>
         </w:rPr>
-        <w:t xml:space="preserve">Amostra ampliada de 878 para 1000 artigos ao longo desta parcial, para testar a estabilidade dos resultados frente a um pequeno aumento de volume.</w:t>
+        <w:t xml:space="preserve">Adoção de AMI (Adjusted Mutual Information) no lugar de MI bruta: MI cresce com o número de clusters e não é corrigida ao acaso, o que enviesaria a comparação entre HDBSCAN e K-Means (que produzem quantidades diferentes de tópicos).</w:t>
       </w:r>
     </w:p>
     <w:p>
@@ -446,17 +446,20 @@
           <w:sz w:val="21"/>
           <w:szCs w:val="21"/>
         </w:rPr>
-        <w:t xml:space="preserve">Adoção de AMI (Adjusted Mutual Information) no lugar de MI bruta: MI cresce com o número de clusters e não é corrigida ao acaso, o que enviesaria a comparação entre HDBSCAN e K-Means (que produzem quantidades diferentes de tópicos).</w:t>
-      </w:r>
-    </w:p>
-    <w:p>
-      <w:pPr>
-        <w:pStyle w:val="ListParagraph"/>
-        <w:numPr>
-          <w:ilvl w:val="0"/>
-          <w:numId w:val="2"/>
-        </w:numPr>
-        <w:spacing w:after="40"/>
+        <w:t xml:space="preserve">Inclusão de uma validação quantitativa extra: AMI entre os clusters encontrados e a categoria primária do arXiv (rótulo-proxy), complementando o Cv puramente intrínseco.</w:t>
+      </w:r>
+    </w:p>
+    <w:p>
+      <w:pPr>
+        <w:pStyle w:val="Heading2"/>
+      </w:pPr>
+      <w:r>
+        <w:t xml:space="preserve">5. Tipo de dado utilizado</w:t>
+      </w:r>
+    </w:p>
+    <w:p>
+      <w:pPr>
+        <w:spacing w:after="120"/>
       </w:pPr>
       <w:r>
         <w:rPr>
@@ -464,28 +467,7 @@
           <w:sz w:val="21"/>
           <w:szCs w:val="21"/>
         </w:rPr>
-        <w:t xml:space="preserve">Inclusão de uma validação quantitativa extra: AMI entre os clusters encontrados e a categoria primária do arXiv (rótulo-proxy), complementando o Cv puramente intrínseco.</w:t>
-      </w:r>
-    </w:p>
-    <w:p>
-      <w:pPr>
-        <w:pStyle w:val="Heading2"/>
-      </w:pPr>
-      <w:r>
-        <w:t xml:space="preserve">5. Tipo de dado utilizado</w:t>
-      </w:r>
-    </w:p>
-    <w:p>
-      <w:pPr>
-        <w:spacing w:after="120"/>
-      </w:pPr>
-      <w:r>
-        <w:rPr>
-          <w:rFonts w:ascii="Arial" w:cs="Arial" w:eastAsia="Arial" w:hAnsi="Arial"/>
-          <w:sz w:val="21"/>
-          <w:szCs w:val="21"/>
-        </w:rPr>
-        <w:t xml:space="preserve">☑ Dados reais — 1000 artigos científicos reais extraídos da API pública do arXiv (não são dados sintéticos, piloto simulado ou mistos).</w:t>
+        <w:t xml:space="preserve">☑ Dados reais: 1000 artigos científicos reais extraídos da API pública do arXiv. Não são dados sintéticos, piloto simulado ou mistos.</w:t>
       </w:r>
     </w:p>
     <w:p>
@@ -1155,7 +1137,7 @@
                 <w:sz w:val="18"/>
                 <w:szCs w:val="18"/>
               </w:rPr>
-              <w:t xml:space="preserve">—</w:t>
+              <w:t xml:space="preserve">N/A</w:t>
             </w:r>
           </w:p>
         </w:tc>
@@ -1914,7 +1896,7 @@
           <w:sz w:val="21"/>
           <w:szCs w:val="21"/>
         </w:rPr>
-        <w:t xml:space="preserve">A tabela mostra 5 configurações sobre o mesmo corpus de 1000 artigos. A Taxa de Retenção é onde a proposta se destaca de forma inequívoca: 100% em ambos os embeddings, contra 66,6% (MiniLM) e apenas 51,0% (SciBERT) no HDBSCAN. Já o Coherence Score (Cv) mostrou um resultado mais matizado do que na rodada anterior (878 artigos): com MiniLM, o HDBSCAN teve Cv ligeiramente MAIOR que a proposta (0,511 vs. 0,500) — uma inversão em relação ao resultado anterior; com SciBERT, a proposta manteve a vantagem (0,460 vs. 0,440). Isso indica que o ganho de coerência não é uniforme, e o benefício mais robusto e consistente da proposta é a eliminação de outliers, não necessariamente um Cv superior.</w:t>
+        <w:t xml:space="preserve">A tabela mostra 5 configurações sobre o mesmo corpus de 1000 artigos. A Taxa de Retenção é onde a proposta se destaca de forma inequívoca, com 100% em ambos os embeddings contra 66,6% (MiniLM) e apenas 51,0% (SciBERT) no HDBSCAN. O Coherence Score (Cv) já mostra um resultado mais matizado: com MiniLM, o HDBSCAN teve Cv levemente maior que a proposta (0,511 contra 0,500), enquanto com SciBERT a proposta manteve a vantagem (0,460 contra 0,440). Isso mostra que o ganho de coerência depende do tipo de embedding, e que o benefício mais consistente da proposta é a eliminação de outliers, não necessariamente um Cv superior.</w:t>
       </w:r>
     </w:p>
     <w:p>
@@ -1997,7 +1979,7 @@
           <w:sz w:val="21"/>
           <w:szCs w:val="21"/>
         </w:rPr>
-        <w:t xml:space="preserve">O painel esquerdo mostra o Coherence Score (Cv, eixo Y, de 0 a 1) de cada uma das 5 configurações (eixo X): LDA (0,427), HDBSCAN+MiniLM (0,511), UMAP+K-Means+MiniLM (0,500), HDBSCAN+SciBERT (0,440) e UMAP+K-Means+SciBERT (0,460). As barras de erro (desvio-padrão das 3 execuções com seeds diferentes) mostram que a diferença de Cv entre HDBSCAN e a proposta é pequena e, no caso do MiniLM, cabe dentro dessa margem de variação. O painel direito mostra a Taxa de Retenção de Documentos (% de artigos atribuídos a algum tópico, em vez de descartados como outlier): aqui a diferença é grande e consistente — LDA e as duas configurações UMAP+K-Means chegam a 100%, enquanto o HDBSCAN retém só 66,6% dos documentos com embeddings genéricos e 51,0% com SciBERT, com barras de erro maiores (mais instabilidade entre execuções). Gráfico de barras escolhido por colocar as 5 configurações lado a lado nas duas métricas centrais da pesquisa; a leitura conjunta dos dois painéis sustenta o argumento central do trabalho: a proposta iguala ou aproxima o Cv do HDBSCAN sem descartar documentos, enquanto o HDBSCAN só atinge esse Cv às custas de excluir entre um terço e metade da amostra como outliers.</w:t>
+        <w:t xml:space="preserve">O painel esquerdo mostra o Coherence Score (Cv, eixo Y, de 0 a 1) de cada uma das 5 configurações (eixo X): LDA (0,427), HDBSCAN+MiniLM (0,511), UMAP+K-Means+MiniLM (0,500), HDBSCAN+SciBERT (0,440) e UMAP+K-Means+SciBERT (0,460). As barras de erro (desvio-padrão das 3 execuções com seeds diferentes) mostram que a diferença de Cv entre HDBSCAN e a proposta é pequena e, no caso do MiniLM, cabe dentro dessa margem de variação. O painel direito mostra a Taxa de Retenção de Documentos, ou seja, o percentual de artigos atribuídos a algum tópico em vez de descartados como outlier. Aqui a diferença é grande e consistente: LDA e as duas configurações UMAP+K-Means chegam a 100%, enquanto o HDBSCAN retém só 66,6% dos documentos com embeddings genéricos e 51,0% com SciBERT, com barras de erro maiores, o que indica mais instabilidade entre execuções. O gráfico de barras foi escolhido por colocar as 5 configurações lado a lado nas duas métricas centrais da pesquisa. A leitura conjunta dos dois painéis sustenta o argumento central do trabalho: a proposta iguala ou aproxima o Cv do HDBSCAN sem descartar documentos, enquanto o HDBSCAN só atinge esse Cv às custas de excluir entre um terço e metade da amostra como outliers.</w:t>
       </w:r>
     </w:p>
     <w:p>
@@ -2025,7 +2007,7 @@
           <w:sz w:val="21"/>
           <w:szCs w:val="21"/>
         </w:rPr>
-        <w:t xml:space="preserve">Duas visualizações adicionais tornam a distribuição dos tópicos mais concreta e diretamente observável:</w:t>
+        <w:t xml:space="preserve">Duas visualizações adicionais tornam a distribuição dos tópicos mais concreta e diretamente observável.</w:t>
       </w:r>
     </w:p>
     <w:p>
@@ -2088,7 +2070,7 @@
           <w:sz w:val="18"/>
           <w:szCs w:val="18"/>
         </w:rPr>
-        <w:t xml:space="preserve">Nº de documentos por tópico (ordenado por tamanho) em cada configuração. Outliers em vermelho tracejado. Note o LDA e o HDBSCAN(MiniLM) com poucos tópicos grandes e uma cauda longa de tópicos pequenos, e a barra de outliers dominando o HDBSCAN(SciBERT) (54,2% dos documentos).</w:t>
+        <w:t xml:space="preserve">Nº de documentos por tópico (ordenado por tamanho) em cada configuração. Outliers em vermelho tracejado. Note o LDA e o HDBSCAN (MiniLM) com poucos tópicos grandes e uma cauda longa de tópicos pequenos, e a barra de outliers dominando o HDBSCAN (SciBERT), com 54,2% dos documentos.</w:t>
       </w:r>
     </w:p>
     <w:p>
@@ -2151,7 +2133,7 @@
           <w:sz w:val="18"/>
           <w:szCs w:val="18"/>
         </w:rPr>
-        <w:t xml:space="preserve">Mesmo corpus, embedding (SciBERT) e projeção UMAP 2D nos dois painéis — só o algoritmo de agrupamento muda. À esquerda, os pontos cinza em 'x' são os 54,2% de documentos que o HDBSCAN não conseguiu classificar; à direita, o K-Means atribui todos os pontos a um tópico.</w:t>
+        <w:t xml:space="preserve">Mesmo corpus, embedding (SciBERT) e projeção UMAP 2D nos dois painéis. Só o algoritmo de agrupamento muda. À esquerda, os pontos cinza em 'x' são os 54,2% de documentos que o HDBSCAN não conseguiu classificar. À direita, o K-Means atribui todos os pontos a um tópico.</w:t>
       </w:r>
     </w:p>
     <w:p>
@@ -2236,7 +2218,7 @@
                 <w:sz w:val="18"/>
                 <w:szCs w:val="18"/>
               </w:rPr>
-              <w:t xml:space="preserve">Média e desvio-padrão de Cv e Taxa de Retenção sobre 3 execuções por configuração; contagem de tópicos; proporção de outliers.</w:t>
+              <w:t xml:space="preserve">Média e desvio-padrão de Cv e Taxa de Retenção sobre 3 execuções por configuração, contagem de tópicos e proporção de outliers.</w:t>
             </w:r>
           </w:p>
         </w:tc>
@@ -2323,7 +2305,7 @@
           <w:sz w:val="21"/>
           <w:szCs w:val="21"/>
         </w:rPr>
-        <w:t xml:space="preserve">Com a amostra ampliada para 1000 artigos, a Taxa de Retenção permanece o benefício mais robusto e consistente da proposta: 100% em ambos os embeddings, contra 66,6% (MiniLM) e apenas 51,0% (SciBERT) no HDBSCAN — este último caiu ainda mais do que na rodada anterior de 878 artigos (79,0%), sinal de que o HDBSCAN fica mais instável, e não mais estável, à medida que o corpus cresce dentro dessa faixa "restrita". Já o Coherence Score (Cv) mostrou um resultado mais matizado: com MiniLM, o HDBSCAN teve Cv ligeiramente maior que a proposta (0,511 vs. 0,500), invertendo o padrão da rodada anterior; com SciBERT, a proposta manteve a vantagem (0,460 vs. 0,440). Isso sugere que o ganho de coerência não é garantido nem uniforme entre embeddings — o benefício claro e consistente da abordagem proposta é a eliminação de outliers. A concordância com a categoria arXiv (AMI) seguiu mais alta para embeddings genéricos (0,394) do que para SciBERT (0,267) na configuração proposta, repetindo o padrão já observado com 878 artigos.</w:t>
+        <w:t xml:space="preserve">Na amostra de 1000 artigos, a Taxa de Retenção é o benefício mais robusto e consistente da proposta, com 100% em ambos os embeddings contra 66,6% (MiniLM) e apenas 51,0% (SciBERT) no HDBSCAN. Essa queda acentuada de retenção com SciBERT mostra que o HDBSCAN é bastante sensível ao tipo de embedding usado, descartando mais da metade dos documentos como outliers quando aplicado sobre representações de domínio científico. O Coherence Score (Cv) mostrou um resultado mais matizado: com MiniLM, o HDBSCAN teve Cv levemente maior que a proposta (0,511 contra 0,500), enquanto com SciBERT a proposta manteve a vantagem (0,460 contra 0,440). Isso sugere que o ganho de coerência não é garantido nem uniforme entre embeddings, e que o benefício claro e consistente da abordagem proposta é a eliminação de outliers. A concordância com a categoria arXiv (AMI) foi mais alta para embeddings genéricos (0,394) do que para SciBERT (0,267) na configuração proposta, um resultado que contraria a expectativa inicial de que embeddings de domínio produziriam agrupamentos mais alinhados às subáreas estabelecidas.</w:t>
       </w:r>
     </w:p>
     <w:p>
@@ -2408,7 +2390,7 @@
                 <w:sz w:val="18"/>
                 <w:szCs w:val="18"/>
               </w:rPr>
-              <w:t xml:space="preserve">A categoria primária do arXiv é apenas um rótulo-proxy (artigos frequentemente cross-listed em múltiplas subareas), não uma verdade fundamental sobre tópicos corretos; o Cv também não reflete necessariamente utilidade percebida por um especialista humano.</w:t>
+              <w:t xml:space="preserve">A categoria primária do arXiv é apenas um rótulo-proxy, já que artigos são frequentemente cross-listed em múltiplas subáreas, e não uma verdade fundamental sobre tópicos corretos. O Cv também não reflete necessariamente a utilidade percebida por um especialista humano.</w:t>
             </w:r>
           </w:p>
         </w:tc>
@@ -2470,7 +2452,7 @@
                 <w:sz w:val="18"/>
                 <w:szCs w:val="18"/>
               </w:rPr>
-              <w:t xml:space="preserve">Validade de conclusão: com apenas 3 execuções por configuração, e o comportamento do HDBSCAN mudando de forma expressiva entre 878 e 1000 artigos (79,0% → 51,0% de retenção), é preciso mais repetições e tamanhos de amostra antes de afirmações fortes sobre a magnitude e estabilidade do ganho.</w:t>
+              <w:t xml:space="preserve">Validade de conclusão: com apenas 3 execuções por configuração e uma diferença expressiva de retenção do HDBSCAN entre os dois embeddings (66,6% com MiniLM contra 51,0% com SciBERT), é preciso mais repetições e tamanhos de amostra antes de afirmações fortes sobre a magnitude e a estabilidade do ganho.</w:t>
             </w:r>
           </w:p>
         </w:tc>
@@ -2562,7 +2544,7 @@
           <w:sz w:val="21"/>
           <w:szCs w:val="21"/>
         </w:rPr>
-        <w:t xml:space="preserve">Rodar mais repetições (5–10) por configuração e testar outros tamanhos de amostra, para separar variação por seed de variação por volume de dados, e aplicar o teste de Wilcoxon formalmente.</w:t>
+        <w:t xml:space="preserve">Rodar de 5 a 10 repetições por configuração e testar outros tamanhos de amostra, para separar variação por seed de variação por volume de dados, e aplicar o teste de Wilcoxon formalmente.</w:t>
       </w:r>
     </w:p>
     <w:p>
@@ -2616,7 +2598,7 @@
           <w:sz w:val="21"/>
           <w:szCs w:val="21"/>
         </w:rPr>
-        <w:t xml:space="preserve">Investigar por que a Taxa de Retenção do HDBSCAN piorou com mais dados (SciBERT: 79,0% → 51,0%) e por que o SciBERT reduziu a concordância com a categoria arXiv em vez de aumentá-la.</w:t>
+        <w:t xml:space="preserve">Investigar por que a Taxa de Retenção do HDBSCAN caiu tanto com o embedding SciBERT (51,0%) em comparação ao MiniLM (66,6%), e por que o SciBERT reduziu a concordância com a categoria arXiv em vez de aumentá-la.</w:t>
       </w:r>
     </w:p>
     <w:p>
@@ -2634,7 +2616,7 @@
           <w:sz w:val="21"/>
           <w:szCs w:val="21"/>
         </w:rPr>
-        <w:t xml:space="preserve">Redigir a discussão final, consolidar as referências e preparar o relatório/apresentação completos.</w:t>
+        <w:t xml:space="preserve">Redigir a discussão final, consolidar as referências e preparar o relatório e a apresentação completos.</w:t>
       </w:r>
     </w:p>
     <w:sectPr>
